--- a/VI sem/PPO/lab02/lab02.docx
+++ b/VI sem/PPO/lab02/lab02.docx
@@ -501,7 +501,27 @@
           <w:szCs w:val="28"/>
           <w:lang w:val="ru-RU"/>
         </w:rPr>
-        <w:t>2025 Минск</w:t>
+        <w:t>202</w:t>
+      </w:r>
+      <w:r>
+        <w:rPr>
+          <w:rFonts w:ascii="Times New Roman" w:hAnsi="Times New Roman" w:cs="Times New Roman"/>
+          <w:bCs/>
+          <w:sz w:val="28"/>
+          <w:szCs w:val="28"/>
+          <w:lang w:val="ru-RU"/>
+        </w:rPr>
+        <w:t>6</w:t>
+      </w:r>
+      <w:r>
+        <w:rPr>
+          <w:rFonts w:ascii="Times New Roman" w:hAnsi="Times New Roman" w:cs="Times New Roman"/>
+          <w:bCs/>
+          <w:sz w:val="28"/>
+          <w:szCs w:val="28"/>
+          <w:lang w:val="ru-RU"/>
+        </w:rPr>
+        <w:t xml:space="preserve"> Минск</w:t>
       </w:r>
     </w:p>
     <w:p>
